--- a/issues semana 1/Documentación DB.docx
+++ b/issues semana 1/Documentación DB.docx
@@ -63,7 +63,23 @@
           <w:sz w:val="24"/>
           <w:szCs w:val="24"/>
         </w:rPr>
-        <w:t>. La elección se basa en su robustez para manejar la integridad referencial en sistemas complejos y su capacidad nativa para gestionar conexiones remotas seguras mediante el protocolo pg_hba.conf, permitiendo que administrativos, docentes y alumnos se conecten desde distintos puntos de la red institucional.</w:t>
+        <w:t xml:space="preserve">. La elección se basa en su robustez para manejar la integridad referencial en sistemas complejos y su capacidad nativa para gestionar conexiones remotas seguras mediante el protocolo </w:t>
+      </w:r>
+      <w:proofErr w:type="spellStart"/>
+      <w:r>
+        <w:rPr>
+          <w:sz w:val="24"/>
+          <w:szCs w:val="24"/>
+        </w:rPr>
+        <w:t>pg_hba.conf</w:t>
+      </w:r>
+      <w:proofErr w:type="spellEnd"/>
+      <w:r>
+        <w:rPr>
+          <w:sz w:val="24"/>
+          <w:szCs w:val="24"/>
+        </w:rPr>
+        <w:t>, permitiendo que administrativos, docentes y alumnos se conecten desde distintos puntos de la red institucional.</w:t>
       </w:r>
     </w:p>
     <w:p>
@@ -182,6 +198,7 @@
           <w:szCs w:val="24"/>
         </w:rPr>
       </w:pPr>
+      <w:proofErr w:type="spellStart"/>
       <w:r>
         <w:rPr>
           <w:b/>
@@ -191,6 +208,7 @@
         </w:rPr>
         <w:t>NO_Control</w:t>
       </w:r>
+      <w:proofErr w:type="spellEnd"/>
       <w:r>
         <w:rPr>
           <w:sz w:val="24"/>
@@ -210,6 +228,7 @@
           <w:szCs w:val="24"/>
         </w:rPr>
       </w:pPr>
+      <w:proofErr w:type="spellStart"/>
       <w:r>
         <w:rPr>
           <w:b/>
@@ -219,6 +238,7 @@
         </w:rPr>
         <w:t>Contrasena</w:t>
       </w:r>
+      <w:proofErr w:type="spellEnd"/>
       <w:r>
         <w:rPr>
           <w:sz w:val="24"/>
@@ -238,6 +258,7 @@
           <w:szCs w:val="24"/>
         </w:rPr>
       </w:pPr>
+      <w:proofErr w:type="spellStart"/>
       <w:r>
         <w:rPr>
           <w:b/>
@@ -247,6 +268,7 @@
         </w:rPr>
         <w:t>Correo_Institucional</w:t>
       </w:r>
+      <w:proofErr w:type="spellEnd"/>
       <w:r>
         <w:rPr>
           <w:sz w:val="24"/>
@@ -283,7 +305,25 @@
           <w:szCs w:val="24"/>
           <w:lang w:val="en-US"/>
         </w:rPr>
-        <w:t xml:space="preserve"> Del Aspirante.</w:t>
+        <w:t xml:space="preserve"> Del </w:t>
+      </w:r>
+      <w:proofErr w:type="spellStart"/>
+      <w:r>
+        <w:rPr>
+          <w:sz w:val="24"/>
+          <w:szCs w:val="24"/>
+          <w:lang w:val="en-US"/>
+        </w:rPr>
+        <w:t>Aspirante</w:t>
+      </w:r>
+      <w:proofErr w:type="spellEnd"/>
+      <w:r>
+        <w:rPr>
+          <w:sz w:val="24"/>
+          <w:szCs w:val="24"/>
+          <w:lang w:val="en-US"/>
+        </w:rPr>
+        <w:t>.</w:t>
       </w:r>
       <w:r>
         <w:rPr>
@@ -394,6 +434,7 @@
           <w:szCs w:val="24"/>
         </w:rPr>
       </w:pPr>
+      <w:proofErr w:type="spellStart"/>
       <w:r>
         <w:rPr>
           <w:b/>
@@ -403,6 +444,7 @@
         </w:rPr>
         <w:t>Contrasena</w:t>
       </w:r>
+      <w:proofErr w:type="spellEnd"/>
       <w:r>
         <w:rPr>
           <w:sz w:val="24"/>
@@ -478,6 +520,7 @@
           <w:szCs w:val="24"/>
         </w:rPr>
       </w:pPr>
+      <w:proofErr w:type="spellStart"/>
       <w:r>
         <w:rPr>
           <w:b/>
@@ -487,12 +530,48 @@
         </w:rPr>
         <w:t>Numero_Telefono</w:t>
       </w:r>
+      <w:proofErr w:type="spellEnd"/>
       <w:r>
         <w:rPr>
           <w:sz w:val="24"/>
           <w:szCs w:val="24"/>
         </w:rPr>
         <w:t>: Número de teléfono.</w:t>
+      </w:r>
+    </w:p>
+    <w:p>
+      <w:pPr>
+        <w:numPr>
+          <w:ilvl w:val="0"/>
+          <w:numId w:val="18"/>
+        </w:numPr>
+        <w:rPr>
+          <w:sz w:val="24"/>
+          <w:szCs w:val="24"/>
+        </w:rPr>
+      </w:pPr>
+      <w:r>
+        <w:rPr>
+          <w:b/>
+          <w:bCs/>
+          <w:sz w:val="24"/>
+          <w:szCs w:val="24"/>
+        </w:rPr>
+        <w:t>Rol:</w:t>
+      </w:r>
+      <w:r>
+        <w:rPr>
+          <w:sz w:val="24"/>
+          <w:szCs w:val="24"/>
+        </w:rPr>
+        <w:t xml:space="preserve"> (Docente, </w:t>
+      </w:r>
+      <w:r>
+        <w:rPr>
+          <w:sz w:val="24"/>
+          <w:szCs w:val="24"/>
+        </w:rPr>
+        <w:t>Administrativo o Servicios escolares)</w:t>
       </w:r>
     </w:p>
     <w:p>
@@ -608,6 +687,7 @@
           <w:szCs w:val="24"/>
         </w:rPr>
       </w:pPr>
+      <w:proofErr w:type="spellStart"/>
       <w:r>
         <w:rPr>
           <w:b/>
@@ -617,6 +697,7 @@
         </w:rPr>
         <w:t>Contrasena</w:t>
       </w:r>
+      <w:proofErr w:type="spellEnd"/>
       <w:r>
         <w:rPr>
           <w:sz w:val="24"/>
@@ -664,6 +745,7 @@
           <w:szCs w:val="24"/>
         </w:rPr>
       </w:pPr>
+      <w:proofErr w:type="spellStart"/>
       <w:r>
         <w:rPr>
           <w:b/>
@@ -673,6 +755,7 @@
         </w:rPr>
         <w:t>Apellido_Paterno</w:t>
       </w:r>
+      <w:proofErr w:type="spellEnd"/>
       <w:r>
         <w:rPr>
           <w:sz w:val="24"/>
@@ -692,6 +775,7 @@
           <w:szCs w:val="24"/>
         </w:rPr>
       </w:pPr>
+      <w:proofErr w:type="spellStart"/>
       <w:r>
         <w:rPr>
           <w:b/>
@@ -701,6 +785,7 @@
         </w:rPr>
         <w:t>Apellido_Materno</w:t>
       </w:r>
+      <w:proofErr w:type="spellEnd"/>
       <w:r>
         <w:rPr>
           <w:sz w:val="24"/>
@@ -720,6 +805,7 @@
           <w:szCs w:val="24"/>
         </w:rPr>
       </w:pPr>
+      <w:proofErr w:type="spellStart"/>
       <w:r>
         <w:rPr>
           <w:b/>
@@ -729,6 +815,7 @@
         </w:rPr>
         <w:t>Correo_Electronico</w:t>
       </w:r>
+      <w:proofErr w:type="spellEnd"/>
       <w:r>
         <w:rPr>
           <w:sz w:val="24"/>
@@ -748,6 +835,7 @@
           <w:szCs w:val="24"/>
         </w:rPr>
       </w:pPr>
+      <w:proofErr w:type="spellStart"/>
       <w:r>
         <w:rPr>
           <w:b/>
@@ -757,6 +845,7 @@
         </w:rPr>
         <w:t>Numero_Telefono</w:t>
       </w:r>
+      <w:proofErr w:type="spellEnd"/>
       <w:r>
         <w:rPr>
           <w:sz w:val="24"/>
@@ -776,6 +865,7 @@
           <w:szCs w:val="24"/>
         </w:rPr>
       </w:pPr>
+      <w:proofErr w:type="spellStart"/>
       <w:r>
         <w:rPr>
           <w:b/>
@@ -785,6 +875,7 @@
         </w:rPr>
         <w:t>Nivel_Ingreso</w:t>
       </w:r>
+      <w:proofErr w:type="spellEnd"/>
       <w:r>
         <w:rPr>
           <w:sz w:val="24"/>
@@ -804,6 +895,7 @@
           <w:szCs w:val="24"/>
         </w:rPr>
       </w:pPr>
+      <w:proofErr w:type="spellStart"/>
       <w:r>
         <w:rPr>
           <w:b/>
@@ -813,6 +905,7 @@
         </w:rPr>
         <w:t>Campus_Universitario</w:t>
       </w:r>
+      <w:proofErr w:type="spellEnd"/>
       <w:r>
         <w:rPr>
           <w:sz w:val="24"/>
@@ -832,14 +925,25 @@
           <w:szCs w:val="24"/>
         </w:rPr>
       </w:pPr>
-      <w:r>
-        <w:rPr>
-          <w:b/>
-          <w:bCs/>
-          <w:sz w:val="24"/>
-          <w:szCs w:val="24"/>
-        </w:rPr>
-        <w:t>ID_Carrera:</w:t>
+      <w:proofErr w:type="spellStart"/>
+      <w:r>
+        <w:rPr>
+          <w:b/>
+          <w:bCs/>
+          <w:sz w:val="24"/>
+          <w:szCs w:val="24"/>
+        </w:rPr>
+        <w:t>ID_Carrera</w:t>
+      </w:r>
+      <w:proofErr w:type="spellEnd"/>
+      <w:r>
+        <w:rPr>
+          <w:b/>
+          <w:bCs/>
+          <w:sz w:val="24"/>
+          <w:szCs w:val="24"/>
+        </w:rPr>
+        <w:t>:</w:t>
       </w:r>
       <w:r>
         <w:rPr>
@@ -930,6 +1034,7 @@
           <w:szCs w:val="24"/>
         </w:rPr>
       </w:pPr>
+      <w:proofErr w:type="spellStart"/>
       <w:r>
         <w:rPr>
           <w:b/>
@@ -939,6 +1044,7 @@
         </w:rPr>
         <w:t>Codigo_Materia</w:t>
       </w:r>
+      <w:proofErr w:type="spellEnd"/>
       <w:r>
         <w:rPr>
           <w:sz w:val="24"/>
@@ -958,6 +1064,7 @@
           <w:szCs w:val="24"/>
         </w:rPr>
       </w:pPr>
+      <w:proofErr w:type="spellStart"/>
       <w:r>
         <w:rPr>
           <w:b/>
@@ -967,6 +1074,7 @@
         </w:rPr>
         <w:t>Nombre_Materia</w:t>
       </w:r>
+      <w:proofErr w:type="spellEnd"/>
     </w:p>
     <w:p>
       <w:pPr>
@@ -979,6 +1087,7 @@
           <w:szCs w:val="24"/>
         </w:rPr>
       </w:pPr>
+      <w:proofErr w:type="spellStart"/>
       <w:r>
         <w:rPr>
           <w:b/>
@@ -988,6 +1097,7 @@
         </w:rPr>
         <w:t>Creditos</w:t>
       </w:r>
+      <w:proofErr w:type="spellEnd"/>
     </w:p>
     <w:p>
       <w:pPr>
@@ -1000,6 +1110,7 @@
           <w:szCs w:val="24"/>
         </w:rPr>
       </w:pPr>
+      <w:proofErr w:type="spellStart"/>
       <w:r>
         <w:rPr>
           <w:b/>
@@ -1009,6 +1120,7 @@
         </w:rPr>
         <w:t>Horas_Totales</w:t>
       </w:r>
+      <w:proofErr w:type="spellEnd"/>
     </w:p>
     <w:p>
       <w:pPr>
@@ -1063,6 +1175,7 @@
           <w:szCs w:val="24"/>
         </w:rPr>
       </w:pPr>
+      <w:proofErr w:type="spellStart"/>
       <w:r>
         <w:rPr>
           <w:b/>
@@ -1072,6 +1185,7 @@
         </w:rPr>
         <w:t>Clave_Reticula</w:t>
       </w:r>
+      <w:proofErr w:type="spellEnd"/>
       <w:r>
         <w:rPr>
           <w:sz w:val="24"/>
@@ -1091,6 +1205,7 @@
           <w:szCs w:val="24"/>
         </w:rPr>
       </w:pPr>
+      <w:proofErr w:type="spellStart"/>
       <w:r>
         <w:rPr>
           <w:b/>
@@ -1100,6 +1215,7 @@
         </w:rPr>
         <w:t>ID_Carrera</w:t>
       </w:r>
+      <w:proofErr w:type="spellEnd"/>
       <w:r>
         <w:rPr>
           <w:b/>
@@ -1149,6 +1265,7 @@
           <w:szCs w:val="24"/>
         </w:rPr>
       </w:pPr>
+      <w:proofErr w:type="spellStart"/>
       <w:r>
         <w:rPr>
           <w:b/>
@@ -1158,6 +1275,7 @@
         </w:rPr>
         <w:t>Año_Aprobacion</w:t>
       </w:r>
+      <w:proofErr w:type="spellEnd"/>
     </w:p>
     <w:p>
       <w:pPr>
@@ -1207,6 +1325,7 @@
           <w:szCs w:val="24"/>
         </w:rPr>
       </w:pPr>
+      <w:proofErr w:type="spellStart"/>
       <w:r>
         <w:rPr>
           <w:b/>
@@ -1216,6 +1335,7 @@
         </w:rPr>
         <w:t>Clave_Reticula</w:t>
       </w:r>
+      <w:proofErr w:type="spellEnd"/>
       <w:r>
         <w:rPr>
           <w:sz w:val="24"/>
@@ -1235,6 +1355,7 @@
           <w:szCs w:val="24"/>
         </w:rPr>
       </w:pPr>
+      <w:proofErr w:type="spellStart"/>
       <w:r>
         <w:rPr>
           <w:b/>
@@ -1244,6 +1365,7 @@
         </w:rPr>
         <w:t>Codigo_Materia</w:t>
       </w:r>
+      <w:proofErr w:type="spellEnd"/>
       <w:r>
         <w:rPr>
           <w:sz w:val="24"/>
@@ -1263,6 +1385,7 @@
           <w:szCs w:val="24"/>
         </w:rPr>
       </w:pPr>
+      <w:proofErr w:type="spellStart"/>
       <w:r>
         <w:rPr>
           <w:b/>
@@ -1272,6 +1395,7 @@
         </w:rPr>
         <w:t>Semestre_Sugerido</w:t>
       </w:r>
+      <w:proofErr w:type="spellEnd"/>
     </w:p>
     <w:p>
       <w:pPr>
@@ -1306,8 +1430,19 @@
           <w:sz w:val="24"/>
           <w:szCs w:val="24"/>
         </w:rPr>
-        <w:t>Grupos Aperturados</w:t>
-      </w:r>
+        <w:t xml:space="preserve">Grupos </w:t>
+      </w:r>
+      <w:proofErr w:type="spellStart"/>
+      <w:r>
+        <w:rPr>
+          <w:b/>
+          <w:bCs/>
+          <w:sz w:val="24"/>
+          <w:szCs w:val="24"/>
+        </w:rPr>
+        <w:t>Aperturados</w:t>
+      </w:r>
+      <w:proofErr w:type="spellEnd"/>
       <w:r>
         <w:rPr>
           <w:b/>
@@ -1346,6 +1481,7 @@
           <w:szCs w:val="24"/>
         </w:rPr>
       </w:pPr>
+      <w:proofErr w:type="spellStart"/>
       <w:r>
         <w:rPr>
           <w:b/>
@@ -1355,6 +1491,7 @@
         </w:rPr>
         <w:t>ID_Horario</w:t>
       </w:r>
+      <w:proofErr w:type="spellEnd"/>
       <w:r>
         <w:rPr>
           <w:sz w:val="24"/>
@@ -1374,6 +1511,7 @@
           <w:szCs w:val="24"/>
         </w:rPr>
       </w:pPr>
+      <w:proofErr w:type="spellStart"/>
       <w:r>
         <w:rPr>
           <w:b/>
@@ -1383,6 +1521,7 @@
         </w:rPr>
         <w:t>Codigo_Materia</w:t>
       </w:r>
+      <w:proofErr w:type="spellEnd"/>
       <w:r>
         <w:rPr>
           <w:sz w:val="24"/>
@@ -1402,6 +1541,7 @@
           <w:szCs w:val="24"/>
         </w:rPr>
       </w:pPr>
+      <w:proofErr w:type="spellStart"/>
       <w:r>
         <w:rPr>
           <w:b/>
@@ -1411,6 +1551,7 @@
         </w:rPr>
         <w:t>Profesor_Asignado</w:t>
       </w:r>
+      <w:proofErr w:type="spellEnd"/>
       <w:r>
         <w:rPr>
           <w:sz w:val="24"/>
@@ -1430,6 +1571,7 @@
           <w:szCs w:val="24"/>
         </w:rPr>
       </w:pPr>
+      <w:proofErr w:type="spellStart"/>
       <w:r>
         <w:rPr>
           <w:b/>
@@ -1439,6 +1581,7 @@
         </w:rPr>
         <w:t>Periodo_Escolar</w:t>
       </w:r>
+      <w:proofErr w:type="spellEnd"/>
     </w:p>
     <w:p>
       <w:pPr>
@@ -1472,6 +1615,7 @@
           <w:szCs w:val="24"/>
         </w:rPr>
       </w:pPr>
+      <w:proofErr w:type="spellStart"/>
       <w:r>
         <w:rPr>
           <w:b/>
@@ -1481,6 +1625,7 @@
         </w:rPr>
         <w:t>Dias_y_Horas</w:t>
       </w:r>
+      <w:proofErr w:type="spellEnd"/>
     </w:p>
     <w:p>
       <w:pPr>
@@ -1537,6 +1682,7 @@
           <w:szCs w:val="24"/>
         </w:rPr>
       </w:pPr>
+      <w:proofErr w:type="spellStart"/>
       <w:r>
         <w:rPr>
           <w:b/>
@@ -1546,6 +1692,7 @@
         </w:rPr>
         <w:t>ID_Boleta</w:t>
       </w:r>
+      <w:proofErr w:type="spellEnd"/>
       <w:r>
         <w:rPr>
           <w:sz w:val="24"/>
@@ -1565,6 +1712,7 @@
           <w:szCs w:val="24"/>
         </w:rPr>
       </w:pPr>
+      <w:proofErr w:type="spellStart"/>
       <w:r>
         <w:rPr>
           <w:b/>
@@ -1574,6 +1722,7 @@
         </w:rPr>
         <w:t>NO_Control</w:t>
       </w:r>
+      <w:proofErr w:type="spellEnd"/>
       <w:r>
         <w:rPr>
           <w:sz w:val="24"/>
@@ -1593,6 +1742,7 @@
           <w:szCs w:val="24"/>
         </w:rPr>
       </w:pPr>
+      <w:proofErr w:type="spellStart"/>
       <w:r>
         <w:rPr>
           <w:b/>
@@ -1602,6 +1752,7 @@
         </w:rPr>
         <w:t>ID_Horario</w:t>
       </w:r>
+      <w:proofErr w:type="spellEnd"/>
       <w:r>
         <w:rPr>
           <w:sz w:val="24"/>
@@ -1621,6 +1772,7 @@
           <w:szCs w:val="24"/>
         </w:rPr>
       </w:pPr>
+      <w:proofErr w:type="spellStart"/>
       <w:r>
         <w:rPr>
           <w:b/>
@@ -1630,6 +1782,7 @@
         </w:rPr>
         <w:t>Calificacion</w:t>
       </w:r>
+      <w:proofErr w:type="spellEnd"/>
       <w:r>
         <w:rPr>
           <w:sz w:val="24"/>
@@ -1649,6 +1802,7 @@
           <w:szCs w:val="24"/>
         </w:rPr>
       </w:pPr>
+      <w:proofErr w:type="spellStart"/>
       <w:r>
         <w:rPr>
           <w:b/>
@@ -1658,6 +1812,7 @@
         </w:rPr>
         <w:t>Tipo_Evaluacion</w:t>
       </w:r>
+      <w:proofErr w:type="spellEnd"/>
       <w:r>
         <w:rPr>
           <w:sz w:val="24"/>
@@ -1729,6 +1884,7 @@
           <w:szCs w:val="24"/>
         </w:rPr>
       </w:pPr>
+      <w:proofErr w:type="spellStart"/>
       <w:r>
         <w:rPr>
           <w:b/>
@@ -1738,6 +1894,7 @@
         </w:rPr>
         <w:t>ID_Pago</w:t>
       </w:r>
+      <w:proofErr w:type="spellEnd"/>
       <w:r>
         <w:rPr>
           <w:sz w:val="24"/>
@@ -1757,6 +1914,7 @@
           <w:szCs w:val="24"/>
         </w:rPr>
       </w:pPr>
+      <w:proofErr w:type="spellStart"/>
       <w:r>
         <w:rPr>
           <w:b/>
@@ -1766,6 +1924,7 @@
         </w:rPr>
         <w:t>NO_Control</w:t>
       </w:r>
+      <w:proofErr w:type="spellEnd"/>
       <w:r>
         <w:rPr>
           <w:sz w:val="24"/>
@@ -1841,6 +2000,7 @@
           <w:szCs w:val="24"/>
         </w:rPr>
       </w:pPr>
+      <w:proofErr w:type="spellStart"/>
       <w:r>
         <w:rPr>
           <w:b/>
@@ -1850,6 +2010,7 @@
         </w:rPr>
         <w:t>Fecha_Pago</w:t>
       </w:r>
+      <w:proofErr w:type="spellEnd"/>
       <w:r>
         <w:rPr>
           <w:sz w:val="24"/>
@@ -1869,6 +2030,7 @@
           <w:szCs w:val="24"/>
         </w:rPr>
       </w:pPr>
+      <w:proofErr w:type="spellStart"/>
       <w:r>
         <w:rPr>
           <w:b/>
@@ -1878,6 +2040,7 @@
         </w:rPr>
         <w:t>Estado_Transaccion</w:t>
       </w:r>
+      <w:proofErr w:type="spellEnd"/>
       <w:r>
         <w:rPr>
           <w:sz w:val="24"/>
@@ -1953,6 +2116,7 @@
           <w:szCs w:val="24"/>
         </w:rPr>
       </w:pPr>
+      <w:proofErr w:type="spellStart"/>
       <w:r>
         <w:rPr>
           <w:b/>
@@ -1962,6 +2126,7 @@
         </w:rPr>
         <w:t>ID_Carrera</w:t>
       </w:r>
+      <w:proofErr w:type="spellEnd"/>
       <w:r>
         <w:rPr>
           <w:sz w:val="24"/>
@@ -1981,6 +2146,7 @@
           <w:szCs w:val="24"/>
         </w:rPr>
       </w:pPr>
+      <w:proofErr w:type="spellStart"/>
       <w:r>
         <w:rPr>
           <w:b/>
@@ -1990,6 +2156,7 @@
         </w:rPr>
         <w:t>Nombre_Carrera</w:t>
       </w:r>
+      <w:proofErr w:type="spellEnd"/>
       <w:r>
         <w:rPr>
           <w:sz w:val="24"/>
@@ -2190,8 +2357,17 @@
                 <w:sz w:val="24"/>
                 <w:szCs w:val="24"/>
               </w:rPr>
-              <w:t>MySQL / MariaDB</w:t>
+              <w:t xml:space="preserve">MySQL / </w:t>
             </w:r>
+            <w:proofErr w:type="spellStart"/>
+            <w:r>
+              <w:rPr>
+                <w:sz w:val="24"/>
+                <w:szCs w:val="24"/>
+              </w:rPr>
+              <w:t>MariaDB</w:t>
+            </w:r>
+            <w:proofErr w:type="spellEnd"/>
           </w:p>
         </w:tc>
         <w:tc>
@@ -2582,6 +2758,7 @@
             <w:r>
               <w:t xml:space="preserve">Nativa y altamente segura mediante el archivo de reglas </w:t>
             </w:r>
+            <w:proofErr w:type="spellStart"/>
             <w:r>
               <w:rPr>
                 <w:b/>
@@ -2589,6 +2766,7 @@
               </w:rPr>
               <w:t>pg_hba.conf</w:t>
             </w:r>
+            <w:proofErr w:type="spellEnd"/>
             <w:r>
               <w:t>.</w:t>
             </w:r>
@@ -2702,7 +2880,23 @@
           <w:sz w:val="24"/>
           <w:szCs w:val="24"/>
         </w:rPr>
-        <w:t xml:space="preserve"> utiliza un MVCC (Control de Concurrencia Multiversión), lo cual ayuda a que cientos alumnos puedan consultar la retícula al mismo tiempo sin bloquear el sistema.</w:t>
+        <w:t xml:space="preserve"> utiliza un MVCC (Control de Concurrencia </w:t>
+      </w:r>
+      <w:proofErr w:type="spellStart"/>
+      <w:r>
+        <w:rPr>
+          <w:sz w:val="24"/>
+          <w:szCs w:val="24"/>
+        </w:rPr>
+        <w:t>Multiversión</w:t>
+      </w:r>
+      <w:proofErr w:type="spellEnd"/>
+      <w:r>
+        <w:rPr>
+          <w:sz w:val="24"/>
+          <w:szCs w:val="24"/>
+        </w:rPr>
+        <w:t>), lo cual ayuda a que cientos alumnos puedan consultar la retícula al mismo tiempo sin bloquear el sistema.</w:t>
       </w:r>
     </w:p>
     <w:p>
@@ -2780,6 +2974,7 @@
         </w:rPr>
         <w:t xml:space="preserve"> cuenta con un archivo llamado </w:t>
       </w:r>
+      <w:proofErr w:type="spellStart"/>
       <w:r>
         <w:rPr>
           <w:b/>
@@ -2798,12 +2993,45 @@
         </w:rPr>
         <w:t>hba.conf</w:t>
       </w:r>
-      <w:r>
-        <w:rPr>
-          <w:sz w:val="24"/>
-          <w:szCs w:val="24"/>
-        </w:rPr>
-        <w:t xml:space="preserve"> (Host-Based Authentication). </w:t>
+      <w:proofErr w:type="spellEnd"/>
+      <w:r>
+        <w:rPr>
+          <w:sz w:val="24"/>
+          <w:szCs w:val="24"/>
+        </w:rPr>
+        <w:t xml:space="preserve"> (Host-</w:t>
+      </w:r>
+      <w:proofErr w:type="spellStart"/>
+      <w:r>
+        <w:rPr>
+          <w:sz w:val="24"/>
+          <w:szCs w:val="24"/>
+        </w:rPr>
+        <w:t>Based</w:t>
+      </w:r>
+      <w:proofErr w:type="spellEnd"/>
+      <w:r>
+        <w:rPr>
+          <w:sz w:val="24"/>
+          <w:szCs w:val="24"/>
+        </w:rPr>
+        <w:t xml:space="preserve"> </w:t>
+      </w:r>
+      <w:proofErr w:type="spellStart"/>
+      <w:r>
+        <w:rPr>
+          <w:sz w:val="24"/>
+          <w:szCs w:val="24"/>
+        </w:rPr>
+        <w:t>Authentication</w:t>
+      </w:r>
+      <w:proofErr w:type="spellEnd"/>
+      <w:r>
+        <w:rPr>
+          <w:sz w:val="24"/>
+          <w:szCs w:val="24"/>
+        </w:rPr>
+        <w:t xml:space="preserve">). </w:t>
       </w:r>
       <w:r>
         <w:rPr>
@@ -3199,7 +3427,7 @@
           <w:szCs w:val="24"/>
         </w:rPr>
         <w:drawing>
-          <wp:inline distT="0" distB="0" distL="0" distR="0" wp14:anchorId="47512716" wp14:editId="5AA0E488">
+          <wp:inline distT="0" distB="0" distL="0" distR="0" wp14:anchorId="47512716" wp14:editId="1C4AB39B">
             <wp:extent cx="2933427" cy="2266950"/>
             <wp:effectExtent l="0" t="0" r="635" b="0"/>
             <wp:docPr id="2118815265" name="Imagen 2"/>
@@ -4707,6 +4935,7 @@
                 <w:szCs w:val="24"/>
               </w:rPr>
             </w:pPr>
+            <w:proofErr w:type="gramStart"/>
             <w:r>
               <w:rPr>
                 <w:b/>
@@ -4723,7 +4952,17 @@
                 <w:sz w:val="24"/>
                 <w:szCs w:val="24"/>
               </w:rPr>
-              <w:t>onfirmar que la institución recibió el dinero y liberar el trámite que el alumno solicitó.</w:t>
+              <w:t>onfirmar</w:t>
+            </w:r>
+            <w:proofErr w:type="gramEnd"/>
+            <w:r>
+              <w:rPr>
+                <w:b/>
+                <w:bCs/>
+                <w:sz w:val="24"/>
+                <w:szCs w:val="24"/>
+              </w:rPr>
+              <w:t xml:space="preserve"> que la institución recibió el dinero y liberar el trámite que el alumno solicitó.</w:t>
             </w:r>
           </w:p>
         </w:tc>
@@ -4784,9 +5023,9 @@
           <w:szCs w:val="24"/>
         </w:rPr>
         <w:drawing>
-          <wp:inline distT="0" distB="0" distL="0" distR="0" wp14:anchorId="2CE98567" wp14:editId="68C5ED56">
-            <wp:extent cx="5612130" cy="3698903"/>
-            <wp:effectExtent l="0" t="0" r="7620" b="0"/>
+          <wp:inline distT="0" distB="0" distL="0" distR="0" wp14:anchorId="2CE98567" wp14:editId="5827EB3D">
+            <wp:extent cx="5591561" cy="3698903"/>
+            <wp:effectExtent l="0" t="0" r="9525" b="0"/>
             <wp:docPr id="779066383" name="Imagen 1"/>
             <wp:cNvGraphicFramePr>
               <a:graphicFrameLocks xmlns:a="http://schemas.openxmlformats.org/drawingml/2006/main" noChangeAspect="1"/>
@@ -4813,7 +5052,7 @@
                   <pic:spPr>
                     <a:xfrm>
                       <a:off x="0" y="0"/>
-                      <a:ext cx="5612130" cy="3698903"/>
+                      <a:ext cx="5591561" cy="3698903"/>
                     </a:xfrm>
                     <a:prstGeom prst="rect">
                       <a:avLst/>
